--- a/debt/DBT-022-questions-for-counsel.docx
+++ b/debt/DBT-022-questions-for-counsel.docx
@@ -29,7 +29,7 @@
         <w:t xml:space="preserve">Fecha: </w:t>
       </w:r>
       <w:r>
-        <w:t>29 de septiembre de 2026</w:t>
+        <w:t>30 de septiembre de 2026</w:t>
       </w:r>
     </w:p>
     <w:p>
@@ -641,6 +641,52 @@
         <w:pStyle w:val="Heading1"/>
       </w:pPr>
       <w:r>
+        <w:t>8. Cuentas abiertas: publicar lo que pagamos a personas</w:t>
+      </w:r>
+    </w:p>
+    <w:p>
+      <w:pPr/>
+      <w:r>
+        <w:t>Queremos publicar en numinia.org las cuentas reales de la empresa, empezando por el libro de facturas recibidas de 2025. El nombre y el importe de una empresa proveedora se pueden publicar. El de una persona física (autónomos, freelancers, abogados que facturan a su nombre) es un dato personal. Mientras no tengamos su permiso, esas personas aparecerán solo por su función (por ejemplo, «Desarrollo»), sin nombre ni iniciales.</w:t>
+      </w:r>
+    </w:p>
+    <w:p>
+      <w:pPr>
+        <w:pStyle w:val="ListBullet"/>
+      </w:pPr>
+      <w:r>
+        <w:t>[#35] Vamos a pedir un consentimiento firmado a cada persona que nos facturó en 2025 (una ya ha dicho que sí). ¿Podéis redactar ese consentimiento, corto: nombre, función e importes facturados, publicados en numinia.org?</w:t>
+      </w:r>
+    </w:p>
+    <w:p>
+      <w:pPr>
+        <w:pStyle w:val="ListBullet"/>
+      </w:pPr>
+      <w:r>
+        <w:t>[#36] ¿Podéis redactar una cláusula de transparencia para todos los contratos nuevos con freelancers, proveedores y colaboradores? Diría que los importes se publican con nombre y función, y que quien se oponga aparece solo por su función.</w:t>
+      </w:r>
+    </w:p>
+    <w:p>
+      <w:pPr>
+        <w:pStyle w:val="ListBullet"/>
+      </w:pPr>
+      <w:r>
+        <w:t>[#37] ¿Cuál es la base legal correcta: el consentimiento o el interés legítimo? ¿Basta con mostrar solo la función mientras falte el consentimiento? Si alguien retira su consentimiento, ¿qué hacemos con lo ya publicado?</w:t>
+      </w:r>
+    </w:p>
+    <w:p>
+      <w:pPr>
+        <w:pStyle w:val="ListBullet"/>
+      </w:pPr>
+      <w:r>
+        <w:t>[#38] Las nóminas y la Seguridad Social no están en ese libro. En un equipo tan pequeño, publicar el total deja adivinar el sueldo de cada persona. ¿Cómo lo publicamos, o no lo publicamos?</w:t>
+      </w:r>
+    </w:p>
+    <w:p>
+      <w:pPr>
+        <w:pStyle w:val="Heading1"/>
+      </w:pPr>
+      <w:r>
         <w:t>Lo que ya está hecho</w:t>
       </w:r>
     </w:p>
